--- a/document_templates/Акт списания материалов на производственно-хозяйственные нужды_шаблон.docx
+++ b/document_templates/Акт списания материалов на производственно-хозяйственные нужды_шаблон.docx
@@ -155,7 +155,23 @@
                 <w:rFonts w:ascii="Times New Roman" w:eastAsia="Times New Roman" w:hAnsi="Times New Roman"/>
                 <w:lang w:val="en-US"/>
               </w:rPr>
-              <w:t xml:space="preserve">«{{APPROVAL_DAY}}» {{APPROVAL_MONTH}} {{APPROVAL_YEAR}} </w:t>
+              <w:t>«{{APPROVAL_DAY</w:t>
+            </w:r>
+            <w:proofErr w:type="gramStart"/>
+            <w:r>
+              <w:rPr>
+                <w:rFonts w:ascii="Times New Roman" w:eastAsia="Times New Roman" w:hAnsi="Times New Roman"/>
+                <w:lang w:val="en-US"/>
+              </w:rPr>
+              <w:t>}}»</w:t>
+            </w:r>
+            <w:proofErr w:type="gramEnd"/>
+            <w:r>
+              <w:rPr>
+                <w:rFonts w:ascii="Times New Roman" w:eastAsia="Times New Roman" w:hAnsi="Times New Roman"/>
+                <w:lang w:val="en-US"/>
+              </w:rPr>
+              <w:t xml:space="preserve"> {{APPROVAL_MONTH}} {{APPROVAL_YEAR}} </w:t>
             </w:r>
             <w:r>
               <w:rPr>
@@ -539,6 +555,7 @@
               </w:rPr>
             </w:pPr>
             <w:proofErr w:type="spellStart"/>
+            <w:proofErr w:type="gramStart"/>
             <w:r>
               <w:rPr>
                 <w:rFonts w:ascii="Times New Roman" w:hAnsi="Times New Roman" w:cs="Times New Roman"/>
@@ -550,6 +567,7 @@
               <w:t>Ед.изм</w:t>
             </w:r>
             <w:proofErr w:type="spellEnd"/>
+            <w:proofErr w:type="gramEnd"/>
           </w:p>
         </w:tc>
         <w:tc>
@@ -773,7 +791,7 @@
           <w:lang w:val="en-US"/>
         </w:rPr>
         <w:tab/>
-        <w:t>{{SITE_MANAGER_NAME}}</w:t>
+        <w:t>{{SITE_MANAGER_NAME_SHORT}}</w:t>
       </w:r>
     </w:p>
     <w:p>
@@ -833,9 +851,10 @@
           <w:rFonts w:ascii="Times New Roman" w:eastAsia="Times New Roman" w:hAnsi="Times New Roman"/>
         </w:rPr>
         <w:tab/>
-        <w:t>{{RESPONSIBLE_PERSON_NAME}}</w:t>
-      </w:r>
-    </w:p>
+        <w:t>{{RESPONSIBLE_PERSON_NAME_SHORT}}</w:t>
+      </w:r>
+    </w:p>
+    <w:p/>
     <w:sectPr>
       <w:pgSz w:w="11906" w:h="16838"/>
       <w:pgMar w:top="1134" w:right="850" w:bottom="1134" w:left="1701" w:header="708" w:footer="708" w:gutter="0"/>

--- a/document_templates/Акт списания материалов на производственно-хозяйственные нужды_шаблон.docx
+++ b/document_templates/Акт списания материалов на производственно-хозяйственные нужды_шаблон.docx
@@ -155,23 +155,21 @@
                 <w:rFonts w:ascii="Times New Roman" w:eastAsia="Times New Roman" w:hAnsi="Times New Roman"/>
                 <w:lang w:val="en-US"/>
               </w:rPr>
-              <w:t>«{{APPROVAL_DAY</w:t>
-            </w:r>
-            <w:proofErr w:type="gramStart"/>
+              <w:t>«</w:t>
+            </w:r>
             <w:r>
               <w:rPr>
                 <w:rFonts w:ascii="Times New Roman" w:eastAsia="Times New Roman" w:hAnsi="Times New Roman"/>
                 <w:lang w:val="en-US"/>
               </w:rPr>
-              <w:t>}}»</w:t>
-            </w:r>
-            <w:proofErr w:type="gramEnd"/>
+              <w:t>{{APPROVAL_DAY}}</w:t>
+            </w:r>
             <w:r>
               <w:rPr>
                 <w:rFonts w:ascii="Times New Roman" w:eastAsia="Times New Roman" w:hAnsi="Times New Roman"/>
                 <w:lang w:val="en-US"/>
               </w:rPr>
-              <w:t xml:space="preserve"> {{APPROVAL_MONTH}} {{APPROVAL_YEAR}} </w:t>
+              <w:t xml:space="preserve">» {{APPROVAL_MONTH}} {{APPROVAL_YEAR}} </w:t>
             </w:r>
             <w:r>
               <w:rPr>
@@ -554,8 +552,6 @@
                 <w:szCs w:val="24"/>
               </w:rPr>
             </w:pPr>
-            <w:proofErr w:type="spellStart"/>
-            <w:proofErr w:type="gramStart"/>
             <w:r>
               <w:rPr>
                 <w:rFonts w:ascii="Times New Roman" w:hAnsi="Times New Roman" w:cs="Times New Roman"/>
@@ -566,8 +562,6 @@
               </w:rPr>
               <w:t>Ед.изм</w:t>
             </w:r>
-            <w:proofErr w:type="spellEnd"/>
-            <w:proofErr w:type="gramEnd"/>
           </w:p>
         </w:tc>
         <w:tc>
